--- a/The Dolphins' View of History/chapters/39 - A Fractured Present - Democracy, Authoritarianism, and the Information Age.docx
+++ b/The Dolphins' View of History/chapters/39 - A Fractured Present - Democracy, Authoritarianism, and the Information Age.docx
@@ -18,7 +18,7 @@
           <w:sz w:val="36"/>
           <w:szCs w:val="36"/>
         </w:rPr>
-        <w:t xml:space="preserve">Chapter 39: A Fractured Present — Democracy, Authoritarianism, and the Information Age</w:t>
+        <w:t xml:space="preserve">1991 to Today: A Fractured Present — Democracy, Authoritarianism, and the Information Age</w:t>
       </w:r>
     </w:p>
     <w:p>

--- a/The Dolphins' View of History/chapters/39 - A Fractured Present - Democracy, Authoritarianism, and the Information Age.docx
+++ b/The Dolphins' View of History/chapters/39 - A Fractured Present - Democracy, Authoritarianism, and the Information Age.docx
@@ -70,7 +70,7 @@
         <w:spacing w:after="200"/>
       </w:pPr>
       <w:r>
-        <w:t xml:space="preserve">In the United States, a crowd seeking to overturn the certified result of the 2020 presidential election stormed the Capitol building on January 6, 2021, the first time since the War of 1812 that the building had been breached by force.</w:t>
+        <w:t xml:space="preserve">In the United States, a crowd seeking to overturn the certified result of the 2020 presidential election stormed the Capitol building on January 6, 2021, the first time the building had been overrun since British troops burned it in 1814.</w:t>
       </w:r>
     </w:p>
     <w:p>
@@ -110,7 +110,27 @@
         <w:spacing w:after="200"/>
       </w:pPr>
       <w:r>
-        <w:t xml:space="preserve">The old habits were not retired, only mislaid. In February 2022, Russia launched a full-scale invasion of Ukraine, the largest war in Europe since 1945, and for well over a decade before it the annual surveys of political freedom had recorded more countries declining than improving. Dolphin historians, who have seen this pattern before, decline to say how it ends.</w:t>
+        <w:t xml:space="preserve">The old habits were not retired, only mislaid. In February 2022, Russia launched a full-scale invasion of Ukraine, the largest war in Europe since 1945. Dolphin historians, who have seen this pattern before, decline to say how it ends.</w:t>
+      </w:r>
+    </w:p>
+    <w:p>
+      <w:pPr>
+        <w:spacing w:after="200"/>
+      </w:pPr>
+      <w:r>
+        <w:t xml:space="preserve">The ratchet, meanwhile, has not paused. The same decades produced machine learning systems that write, draw, and argue, synthetic biology that can be ordered by mail, and weapons that choose their own targets. The capabilities arrive as global products. The judgment about using them is still exercised one country, one company, and one election at a time.</w:t>
+      </w:r>
+    </w:p>
+    <w:p>
+      <w:pPr>
+        <w:spacing w:after="100"/>
+      </w:pPr>
+      <w:r>
+        <w:rPr>
+          <w:b/>
+          <w:bCs/>
+        </w:rPr>
+        <w:t xml:space="preserve">Dolphin verdict:</w:t>
       </w:r>
     </w:p>
     <w:p>
@@ -122,31 +142,7 @@
           <w:i/>
           <w:iCs/>
         </w:rPr>
-        <w:t xml:space="preserve">“This chapter is deliberately left less resolved than the others,” dolphin historians noted, “because the humans involved have not resolved it yet. Dolphin scholarship declines to render a verdict on an argument still in progress.”</w:t>
-      </w:r>
-    </w:p>
-    <w:p>
-      <w:pPr>
-        <w:spacing w:after="100"/>
-      </w:pPr>
-      <w:r>
-        <w:rPr>
-          <w:b/>
-          <w:bCs/>
-        </w:rPr>
-        <w:t xml:space="preserve">Dolphin verdict:</w:t>
-      </w:r>
-    </w:p>
-    <w:p>
-      <w:pPr>
-        <w:spacing w:after="200"/>
-      </w:pPr>
-      <w:r>
-        <w:rPr>
-          <w:i/>
-          <w:iCs/>
-        </w:rPr>
-        <w:t xml:space="preserve">Every prior chapter in this book describing a struggle over how power should be organized reached some kind of resolution in the end, however costly or incomplete. This is the first chapter dolphin historians close without one, because the argument it describes is still being had, in real time, in the same news cycles the argument itself runs on. History has not finished grading this chapter's outcome, and neither, honestly, have the dolphins.</w:t>
+        <w:t xml:space="preserve">Nearly every earlier chapter in this book describing a struggle over how power should be organized reached some kind of resolution in the end, however costly or incomplete. This one dolphin historians close without any, because the argument it describes is still being had, in real time, in the same news cycles the argument itself runs on. History has not finished grading this chapter's outcome, and neither, honestly, have the dolphins.</w:t>
       </w:r>
     </w:p>
     <w:sectPr>

--- a/The Dolphins' View of History/chapters/39 - A Fractured Present - Democracy, Authoritarianism, and the Information Age.docx
+++ b/The Dolphins' View of History/chapters/39 - A Fractured Present - Democracy, Authoritarianism, and the Information Age.docx
@@ -42,7 +42,7 @@
         <w:spacing w:after="200"/>
       </w:pPr>
       <w:r>
-        <w:t xml:space="preserve">Freedom House, the organization most often cited for these annual surveys, recorded a net decline in global political rights and civil liberties every single year from 2006 onward, a streak unbroken for close to two decades by the time this book was written — long enough that an entire generation of political scientists has spent its career studying backsliding instead of the steady consolidation the 1990s mood assumed would be the field's real subject.</w:t>
+        <w:t xml:space="preserve">Freedom House, the organization most often cited for these annual surveys, recorded a net decline in global political rights and civil liberties every single year from 2006 onward, a streak that had already run unbroken for close to two decades — long enough that an entire generation of political scientists has spent its career studying backsliding instead of the steady consolidation the 1990s mood assumed would be the field's real subject.</w:t>
       </w:r>
     </w:p>
     <w:p>
